--- a/notes_10Jun2023.docx
+++ b/notes_10Jun2023.docx
@@ -64,19 +64,14 @@
       <w:pPr>
         <w:pStyle w:val="ListParagraph"/>
       </w:pPr>
+      <w:r>
+        <w:t>Revision of the topics of Module 2 and 3 and individual doubts clarification and support. Action plan specific to each member according to their current stage.</w:t>
+      </w:r>
     </w:p>
     <w:p>
       <w:pPr>
         <w:pStyle w:val="ListParagraph"/>
       </w:pPr>
-      <w:hyperlink r:id="rId5" w:history="1">
-        <w:r>
-          <w:rPr>
-            <w:rStyle w:val="Hyperlink"/>
-          </w:rPr>
-          <w:t>https://docs.google.com/spreadsheets/d/1WY0nW7ismZBWRY7ST0PxK20aV_2ZQr_qM-yHb00CDYs/edit?usp=sharing</w:t>
-        </w:r>
-      </w:hyperlink>
     </w:p>
     <w:p>
       <w:pPr>
